--- a/hm2.docx
+++ b/hm2.docx
@@ -8,12 +8,20 @@
           <w:rFonts w:hint="eastAsia"/>
         </w:rPr>
       </w:pPr>
+      <w:commentRangeStart w:id="0"/>
       <w:r>
         <w:rPr>
           <w:rFonts w:hint="eastAsia"/>
         </w:rPr>
         <w:t>Q1</w:t>
       </w:r>
+      <w:commentRangeEnd w:id="0"/>
+      <w:r>
+        <w:rPr>
+          <w:rStyle w:val="CommentReference"/>
+        </w:rPr>
+        <w:commentReference w:id="0"/>
+      </w:r>
     </w:p>
     <w:p>
       <w:pPr>
@@ -342,11 +350,19 @@
           <w:rFonts w:hint="eastAsia"/>
         </w:rPr>
       </w:pPr>
+      <w:commentRangeStart w:id="1"/>
       <w:r>
         <w:rPr>
           <w:rFonts w:hint="eastAsia"/>
         </w:rPr>
         <w:t>1 2 3 4 5</w:t>
+      </w:r>
+      <w:commentRangeEnd w:id="1"/>
+      <w:r>
+        <w:rPr>
+          <w:rStyle w:val="CommentReference"/>
+        </w:rPr>
+        <w:commentReference w:id="1"/>
       </w:r>
     </w:p>
     <w:p>
@@ -830,11 +846,19 @@
           <w:rFonts w:hint="eastAsia"/>
         </w:rPr>
       </w:pPr>
+      <w:commentRangeStart w:id="2"/>
       <w:r>
         <w:rPr>
           <w:rFonts w:hint="eastAsia"/>
         </w:rPr>
         <w:t>n++; 可以让循环变量 n 每次增加 1，使循环最终可以结束。</w:t>
+      </w:r>
+      <w:commentRangeEnd w:id="2"/>
+      <w:r>
+        <w:rPr>
+          <w:rStyle w:val="CommentReference"/>
+        </w:rPr>
+        <w:commentReference w:id="2"/>
       </w:r>
     </w:p>
     <w:p>
@@ -1951,6 +1975,7 @@
           <w:rFonts w:hint="eastAsia"/>
         </w:rPr>
       </w:pPr>
+      <w:commentRangeStart w:id="3"/>
       <w:r>
         <w:rPr>
           <w:rFonts w:hint="eastAsia"/>
@@ -1968,6 +1993,13 @@
           <w:rFonts w:hint="eastAsia"/>
         </w:rPr>
         <w:t>判断当前值是不是sentinel -1。</w:t>
+      </w:r>
+      <w:commentRangeEnd w:id="3"/>
+      <w:r>
+        <w:rPr>
+          <w:rStyle w:val="CommentReference"/>
+        </w:rPr>
+        <w:commentReference w:id="3"/>
       </w:r>
     </w:p>
     <w:p>
@@ -2003,6 +2035,91 @@
     </w:sectPr>
   </w:body>
 </w:document>
+</file>
+
+<file path=word/comments.xml><?xml version="1.0" encoding="utf-8"?>
+<w:comments xmlns:a="http://schemas.openxmlformats.org/drawingml/2006/main" xmlns:pic="http://schemas.openxmlformats.org/drawingml/2006/picture" xmlns:r="http://schemas.openxmlformats.org/officeDocument/2006/relationships" xmlns:w="http://schemas.openxmlformats.org/wordprocessingml/2006/main" xmlns:wp="http://schemas.openxmlformats.org/drawingml/2006/wordprocessingDrawing" xmlns:mc="http://schemas.openxmlformats.org/markup-compatibility/2006" xmlns:a14="http://schemas.microsoft.com/office/drawing/2010/main" xmlns:w14="http://schemas.microsoft.com/office/word/2010/wordml" xmlns:wpc="http://schemas.microsoft.com/office/word/2010/wordprocessingCanvas">
+  <w:comment w:id="0" w:author="Gong Qiushi" w:initials="GQ" w:date="2026-09-25T07:27:38Z">
+    <w:p>
+      <w:pPr>
+        <w:pStyle w:val="CommentText"/>
+      </w:pPr>
+      <w:r>
+        <w:rPr>
+          <w:rStyle w:val="CommentReference"/>
+        </w:rPr>
+        <w:annotationRef/>
+      </w:r>
+      <w:r>
+        <w:t>HW02 — 90 / 100   Q1 14/14 · Q2 12/14 · Q3 12/16 · Q4 16/16 · Q5 18/18 · Q6 18/22</w:t>
+      </w:r>
+    </w:p>
+  </w:comment>
+  <w:comment w:id="1" w:author="Gong Qiushi" w:initials="GQ" w:date="2026-09-25T07:27:38Z">
+    <w:p>
+      <w:pPr>
+        <w:pStyle w:val="CommentText"/>
+      </w:pPr>
+      <w:r>
+        <w:rPr>
+          <w:rStyle w:val="CommentReference"/>
+        </w:rPr>
+        <w:annotationRef/>
+      </w:r>
+      <w:r>
+        <w:t>12/14  (-2 marks)  Q2(a) — the loop uses print(), not println(), so the whole output is on ONE line: the loop writes "1 2 3 4 5 " and then println adds "END" to the same line. The exact output is  `1 2 3 4 5 END`  — the trailing END is missing.</w:t>
+      </w:r>
+    </w:p>
+  </w:comment>
+  <w:comment w:id="2" w:author="Gong Qiushi" w:initials="GQ" w:date="2026-09-25T07:27:38Z">
+    <w:p>
+      <w:pPr>
+        <w:pStyle w:val="CommentText"/>
+      </w:pPr>
+      <w:r>
+        <w:rPr>
+          <w:rStyle w:val="CommentReference"/>
+        </w:rPr>
+        <w:annotationRef/>
+      </w:r>
+      <w:r>
+        <w:t>0/4  (-4 marks)  Q3(c) — the reasoning written here is correct (n++ drives the loop towards its stopping condition; without it the loop would never end and the final Total would never print). **However, it is written in CHINESE.** It has been clearly agreed that answers must be written in English, so this question cannot be awarded marks. Please rewrite it in English:</w:t>
+      </w:r>
+    </w:p>
+    <w:p>
+      <w:pPr>
+        <w:pStyle w:val="CommentText"/>
+      </w:pPr>
+      <w:r>
+        <w:t>"n++ increases the loop counter by 1 on every pass, so the loop moves towards its stopping condition (n &lt;= 5). If it were removed, n would stay 1 for ever — the condition would never become false, giving an INFINITE LOOP, and the final println would never be reached."</w:t>
+      </w:r>
+    </w:p>
+  </w:comment>
+  <w:comment w:id="3" w:author="Gong Qiushi" w:initials="GQ" w:date="2026-09-25T07:27:38Z">
+    <w:p>
+      <w:pPr>
+        <w:pStyle w:val="CommentText"/>
+      </w:pPr>
+      <w:r>
+        <w:rPr>
+          <w:rStyle w:val="CommentReference"/>
+        </w:rPr>
+        <w:annotationRef/>
+      </w:r>
+      <w:r>
+        <w:t>0/4  (-4 marks)  Q6(b) — the reasoning is correct, but it is written in **CHINESE**. Answers must be in English, so this question cannot be awarded marks. In English:</w:t>
+      </w:r>
+    </w:p>
+    <w:p>
+      <w:pPr>
+        <w:pStyle w:val="CommentText"/>
+      </w:pPr>
+      <w:r>
+        <w:t>"The while condition is tested BEFORE the body runs for the first time, so a value must already exist for that test — that is what the priming read provides. If the first value were only read inside the body, the condition would have nothing to test on entry, and the sentinel could be processed as data."</w:t>
+      </w:r>
+    </w:p>
+  </w:comment>
+</w:comments>
 </file>
 
 <file path=word/styles.xml><?xml version="1.0" encoding="utf-8"?>
